--- a/episodes/The_Dark_Rise_Episode_89.docx
+++ b/episodes/The_Dark_Rise_Episode_89.docx
@@ -168,20 +168,7 @@
     </w:p>
     <w:p>
       <w:pPr>
-        <w:spacing w:after="0" w:line="360"/>
-      </w:pPr>
-      <w:r>
-        <w:rPr>
-          <w:rFonts w:ascii="Georgia" w:hAnsi="Georgia" w:cs="Georgia"/>
-          <w:sz w:val="24"/>
-          <w:szCs w:val="24"/>
-        </w:rPr>
-        <w:t xml:space="preserve"/>
-      </w:r>
-    </w:p>
-    <w:p>
-      <w:pPr>
-        <w:spacing w:after="60" w:line="360"/>
+        <w:spacing w:after="60" w:line="360" w:before="480"/>
         <w:ind w:firstLine="360"/>
       </w:pPr>
       <w:r>
@@ -279,20 +266,7 @@
     </w:p>
     <w:p>
       <w:pPr>
-        <w:spacing w:after="0" w:line="360"/>
-      </w:pPr>
-      <w:r>
-        <w:rPr>
-          <w:rFonts w:ascii="Georgia" w:hAnsi="Georgia" w:cs="Georgia"/>
-          <w:sz w:val="24"/>
-          <w:szCs w:val="24"/>
-        </w:rPr>
-        <w:t xml:space="preserve"/>
-      </w:r>
-    </w:p>
-    <w:p>
-      <w:pPr>
-        <w:spacing w:after="60" w:line="360"/>
+        <w:spacing w:after="60" w:line="360" w:before="480"/>
         <w:ind w:firstLine="360"/>
       </w:pPr>
       <w:r>

--- a/episodes/The_Dark_Rise_Episode_89.docx
+++ b/episodes/The_Dark_Rise_Episode_89.docx
@@ -233,7 +233,7 @@
           <w:sz w:val="24"/>
           <w:szCs w:val="24"/>
         </w:rPr>
-        <w:t xml:space="preserve">The evening stretched long and silent, the ordinary sounds of a market closing for the night giving way, hour by hour, to the deeper quiet of a village that did not know a trap had been laid inside it. Chidebe checked each hidden position twice, found every man exactly where he had left him, and allowed himself, briefly, to believe the plan might actually work exactly as designed.</w:t>
+        <w:t xml:space="preserve">The evening stretched long and silent, the ordinary sounds of a market closing for the night giving way, hour by hour, to the deeper quiet of a village that did not know a trap had been laid inside it. Chidebe checked each hidden position twice, found every man exactly where he had left him, and allowed himself, briefly, to believe the plan might actually work exactly as designed. Somewhere beyond the stalls a dog barked twice and went quiet, and every hidden man tightened and then eased again, one breath at a time.</w:t>
       </w:r>
     </w:p>
     <w:p>
